--- a/docs/handover/SO-CHU-NHIEM-SO-TAI-LIEU.docx
+++ b/docs/handover/SO-CHU-NHIEM-SO-TAI-LIEU.docx
@@ -339,7 +339,7 @@
               <w:rPr>
                 <w:sz w:val="18"/>
               </w:rPr>
-              <w:t>gvcn@demo.scn</w:t>
+              <w:t>anhptl@nd.scn</w:t>
             </w:r>
           </w:p>
         </w:tc>
@@ -426,7 +426,7 @@
               <w:rPr>
                 <w:sz w:val="18"/>
               </w:rPr>
-              <w:t>gvbm@demo.scn</w:t>
+              <w:t>minhtv@nd.scn</w:t>
             </w:r>
           </w:p>
         </w:tc>
@@ -480,7 +480,7 @@
               <w:rPr>
                 <w:sz w:val="18"/>
               </w:rPr>
-              <w:t>totruong@demo.scn</w:t>
+              <w:t>hanhlth@nd.scn</w:t>
             </w:r>
           </w:p>
         </w:tc>
@@ -554,7 +554,7 @@
               <w:rPr>
                 <w:sz w:val="18"/>
               </w:rPr>
-              <w:t>bgh@demo.scn</w:t>
+              <w:t>hainv@nd.scn</w:t>
             </w:r>
           </w:p>
         </w:tc>
@@ -628,7 +628,7 @@
               <w:rPr>
                 <w:sz w:val="18"/>
               </w:rPr>
-              <w:t>pht@demo.scn</w:t>
+              <w:t>duclm@nd.scn</w:t>
             </w:r>
           </w:p>
         </w:tc>
@@ -702,7 +702,7 @@
               <w:rPr>
                 <w:sz w:val="18"/>
               </w:rPr>
-              <w:t>ketoan@demo.scn</w:t>
+              <w:t>trangpt@nd.scn</w:t>
             </w:r>
           </w:p>
         </w:tc>
@@ -756,7 +756,7 @@
               <w:rPr>
                 <w:sz w:val="18"/>
               </w:rPr>
-              <w:t>sogd@demo.scn</w:t>
+              <w:t>sovqt@demo.scn</w:t>
             </w:r>
           </w:p>
         </w:tc>
@@ -810,7 +810,7 @@
               <w:rPr>
                 <w:sz w:val="18"/>
               </w:rPr>
-              <w:t>ubnd@demo.scn</w:t>
+              <w:t>daonvl@demo.scn</w:t>
             </w:r>
           </w:p>
         </w:tc>
@@ -864,7 +864,7 @@
               <w:rPr>
                 <w:sz w:val="18"/>
               </w:rPr>
-              <w:t>phuhuynh@demo.scn</w:t>
+              <w:t>annv@nd.scn</w:t>
             </w:r>
           </w:p>
         </w:tc>
@@ -918,7 +918,7 @@
               <w:rPr>
                 <w:sz w:val="18"/>
               </w:rPr>
-              <w:t>hocsinh@demo.scn</w:t>
+              <w:t>baong@nd.scn</w:t>
             </w:r>
           </w:p>
         </w:tc>
@@ -1018,7 +1018,7 @@
               <w:rPr>
                 <w:sz w:val="18"/>
               </w:rPr>
-              <w:t>bgh.cva@demo.scn (HT Trần Thị Mai Phương), gvcn.cva@demo.scn (GVCN Đỗ Thị Kim Oanh), totruong.cva@demo.scn (TT Trương Thị Bích Liên), ketoan.cva@demo.scn</w:t>
+              <w:t>phuongttm@cva.scn (HT Trần Thị Mai Phương), oanhdtk@cva.scn (GVCN Đỗ Thị Kim Oanh), lienttb@cva.scn (TT Trương Thị Bích Liên), havt@cva.scn</w:t>
             </w:r>
           </w:p>
         </w:tc>
@@ -1046,7 +1046,7 @@
               <w:rPr>
                 <w:sz w:val="18"/>
               </w:rPr>
-              <w:t>bgh.kd@demo.scn (HT Hoàng Đức Long), gvcn.kd@demo.scn (GVCN Lý Thị Thanh Nga), ketoan.kd@demo.scn</w:t>
+              <w:t>longhd@kd.scn (HT Hoàng Đức Long), ngaltt@kd.scn (GVCN Lý Thị Thanh Nga), anhdn@kd.scn</w:t>
             </w:r>
           </w:p>
         </w:tc>
@@ -5594,7 +5594,27 @@
     </w:p>
     <w:p>
       <w:r>
-        <w:t xml:space="preserve">Môi trường demo có sẵn danh sách vai trò trong ô "Đăng nhập với vai trò (demo)" - chọn vai trò để hệ thống tự điền tài khoản. Mật khẩu demo chung: </w:t>
+        <w:t xml:space="preserve">Môi trường demo: tài khoản theo quy ước tên thật </w:t>
+      </w:r>
+      <w:r>
+        <w:rPr>
+          <w:rFonts w:ascii="Consolas" w:hAnsi="Consolas"/>
+          <w:sz w:val="18"/>
+        </w:rPr>
+        <w:t>&lt;tên&gt;&lt;viết tắt họ đệm&gt;@&lt;domain trường&gt;</w:t>
+      </w:r>
+      <w:r>
+        <w:t xml:space="preserve"> (vd </w:t>
+      </w:r>
+      <w:r>
+        <w:rPr>
+          <w:rFonts w:ascii="Consolas" w:hAnsi="Consolas"/>
+          <w:sz w:val="18"/>
+        </w:rPr>
+        <w:t>anhptl@nd.scn</w:t>
+      </w:r>
+      <w:r>
+        <w:t xml:space="preserve"> = cô Phạm Thị Lan Anh), mật khẩu chung </w:t>
       </w:r>
       <w:r>
         <w:rPr>
@@ -5602,6 +5622,16 @@
           <w:sz w:val="18"/>
         </w:rPr>
         <w:t>demo1234</w:t>
+      </w:r>
+      <w:r>
+        <w:t xml:space="preserve"> - danh sách đầy đủ trong </w:t>
+      </w:r>
+      <w:r>
+        <w:rPr>
+          <w:rFonts w:ascii="Consolas" w:hAnsi="Consolas"/>
+          <w:sz w:val="18"/>
+        </w:rPr>
+        <w:t>KICH-BAN-DEMO.md</w:t>
       </w:r>
       <w:r>
         <w:t>.</w:t>

--- a/docs/handover/SO-CHU-NHIEM-SO-TAI-LIEU.docx
+++ b/docs/handover/SO-CHU-NHIEM-SO-TAI-LIEU.docx
@@ -2222,20 +2222,20 @@
               <w:rPr>
                 <w:sz w:val="18"/>
               </w:rPr>
-              <w:t xml:space="preserve">Tạo kỳ thi, buổi thi (lớp/môn/ngày/giờ/phòng/giám thị), import Excel, công bố/đánh dấu đã thi, </w:t>
+              <w:t xml:space="preserve">Tạo kỳ thi, buổi thi (lớp/môn/ngày/giờ/phòng/giám thị), import Excel, công bố/đánh dấu đã thi; </w:t>
             </w:r>
             <w:r>
               <w:rPr>
                 <w:b/>
                 <w:sz w:val="18"/>
               </w:rPr>
-              <w:t>AI sinh câu hỏi</w:t>
-            </w:r>
-            <w:r>
-              <w:rPr>
-                <w:sz w:val="18"/>
-              </w:rPr>
-              <w:t xml:space="preserve"> theo 4 mức nhận thức (Nhận biết - Thông hiểu - Vận dụng - Vận dụng cao)</w:t>
+              <w:t>sinh câu hỏi</w:t>
+            </w:r>
+            <w:r>
+              <w:rPr>
+                <w:sz w:val="18"/>
+              </w:rPr>
+              <w:t xml:space="preserve"> chuyển qua Ngân hàng Studio (AI theo môn + khối + chủ đề, gắn YCCĐ, duyệt 2 lớp)</w:t>
             </w:r>
           </w:p>
         </w:tc>
@@ -4781,7 +4781,7 @@
         <w:t>Kỳ thi</w:t>
       </w:r>
       <w:r>
-        <w:t>: GVCN/BGH tạo kỳ thi + buổi thi (thủ công/Excel) → công bố → GV/PH/HS xem lịch → AI sinh câu hỏi theo ma trận nhận thức.</w:t>
+        <w:t>: GVCN/BGH tạo kỳ thi + buổi thi (thủ công/Excel) → công bố → GV/PH/HS xem lịch → câu hỏi đề thi soạn tại Ngân hàng Studio (AI sinh → gắn YCCĐ → duyệt → DC-03 rút đề).</w:t>
       </w:r>
     </w:p>
     <w:p>
@@ -7478,16 +7478,16 @@
         <w:t>Quản lý kỳ thi</w:t>
       </w:r>
       <w:r>
-        <w:t xml:space="preserve">: tạo kỳ thi → thêm buổi thi (thủ công/Import Excel) → công bố. Panel </w:t>
+        <w:t xml:space="preserve">: tạo kỳ thi → thêm buổi thi (thủ công/Import Excel) → công bố. Nút </w:t>
       </w:r>
       <w:r>
         <w:rPr>
           <w:b/>
         </w:rPr>
-        <w:t>AI sinh câu hỏi</w:t>
-      </w:r>
-      <w:r>
-        <w:t xml:space="preserve"> theo 4 mức nhận thức.</w:t>
+        <w:t>Mở ngân hàng câu hỏi</w:t>
+      </w:r>
+      <w:r>
+        <w:t xml:space="preserve"> chuyển sang Studio - sinh câu hỏi bằng AI theo môn + khối + chủ đề, gắn YCCĐ, duyệt rồi rút vào đề (DC-03).</w:t>
       </w:r>
     </w:p>
     <w:p>
